--- a/EXPORTS/DOCX/published/niveau3/Dutch/NZG.docx
+++ b/EXPORTS/DOCX/published/niveau3/Dutch/NZG.docx
@@ -465,7 +465,7 @@
           <w:sz w:val="24"/>
           <w:u w:val="single"/>
         </w:rPr>
-        <w:hyperlink r:id="rId10" w:history="1">
+        <w:hyperlink r:id="rId12" w:history="1">
           <w:r>
             <w:rPr>
               <w:rStyle w:val="Hyperlink"/>
@@ -481,7 +481,6 @@
           <w:i w:val="0"/>
           <w:color w:val="0000FF"/>
           <w:sz w:val="24"/>
-          <w:u w:val="single"/>
         </w:rPr>
         <w:hyperlink r:id="rId12" w:history="1">
           <w:r>
@@ -1310,7 +1309,133 @@
           <w:color w:val="000000"/>
           <w:sz w:val="24"/>
         </w:rPr>
-        <w:t>door het Huygens Instituut, is een uitvoerig le</w:t>
+        <w:t>door h</w:t>
+      </w:r>
+      <w:r>
+        <w:rPr>
+          <w:u w:val="single" w:color="0000ff"/>
+          <w:rFonts w:ascii="Charis SIL Regular" w:hAnsi="Charis SIL Regular" w:eastAsia="Charis SIL Regular"/>
+          <w:b w:val="0"/>
+          <w:i w:val="0"/>
+          <w:color w:val="000000"/>
+          <w:sz w:val="24"/>
+        </w:rPr>
+        <w:hyperlink r:id="rId15" w:history="1">
+          <w:r>
+            <w:rPr>
+              <w:rStyle w:val="Hyperlink"/>
+            </w:rPr>
+            <w:t xml:space="preserve">et Huygens </w:t>
+          </w:r>
+        </w:hyperlink>
+      </w:r>
+      <w:r>
+        <w:rPr>
+          <w:u w:val="single" w:color="0000ff"/>
+          <w:rFonts w:ascii="Charis SIL Regular" w:hAnsi="Charis SIL Regular" w:eastAsia="Charis SIL Regular"/>
+          <w:b w:val="0"/>
+          <w:i w:val="0"/>
+          <w:color w:val="000000"/>
+          <w:sz w:val="24"/>
+        </w:rPr>
+        <w:hyperlink r:id="rId15" w:history="1">
+          <w:r>
+            <w:rPr>
+              <w:rStyle w:val="Hyperlink"/>
+            </w:rPr>
+            <w:t>I</w:t>
+          </w:r>
+        </w:hyperlink>
+      </w:r>
+      <w:r>
+        <w:rPr>
+          <w:u w:val="single" w:color="0000ff"/>
+          <w:rFonts w:ascii="Charis SIL Regular" w:hAnsi="Charis SIL Regular" w:eastAsia="Charis SIL Regular"/>
+          <w:b w:val="0"/>
+          <w:i w:val="0"/>
+          <w:color w:val="000000"/>
+          <w:sz w:val="24"/>
+        </w:rPr>
+        <w:hyperlink r:id="rId15" w:history="1">
+          <w:r>
+            <w:rPr>
+              <w:rStyle w:val="Hyperlink"/>
+            </w:rPr>
+            <w:t>nsti</w:t>
+          </w:r>
+        </w:hyperlink>
+      </w:r>
+      <w:r>
+        <w:rPr>
+          <w:u w:val="single" w:color="0000ff"/>
+          <w:rFonts w:ascii="Charis SIL Regular" w:hAnsi="Charis SIL Regular" w:eastAsia="Charis SIL Regular"/>
+          <w:b w:val="0"/>
+          <w:i w:val="0"/>
+          <w:color w:val="000000"/>
+          <w:sz w:val="24"/>
+        </w:rPr>
+        <w:hyperlink r:id="rId15" w:history="1">
+          <w:r>
+            <w:rPr>
+              <w:rStyle w:val="Hyperlink"/>
+            </w:rPr>
+            <w:t>t</w:t>
+          </w:r>
+        </w:hyperlink>
+      </w:r>
+      <w:r>
+        <w:rPr>
+          <w:u w:val="single" w:color="0000ff"/>
+          <w:rFonts w:ascii="Charis SIL Regular" w:hAnsi="Charis SIL Regular" w:eastAsia="Charis SIL Regular"/>
+          <w:b w:val="0"/>
+          <w:i w:val="0"/>
+          <w:color w:val="000000"/>
+          <w:sz w:val="24"/>
+        </w:rPr>
+        <w:hyperlink r:id="rId15" w:history="1">
+          <w:r>
+            <w:rPr>
+              <w:rStyle w:val="Hyperlink"/>
+            </w:rPr>
+            <w:t>uut, is een u</w:t>
+          </w:r>
+        </w:hyperlink>
+      </w:r>
+      <w:r>
+        <w:rPr>
+          <w:u w:val="single" w:color="0000ff"/>
+          <w:rFonts w:ascii="Charis SIL Regular" w:hAnsi="Charis SIL Regular" w:eastAsia="Charis SIL Regular"/>
+          <w:b w:val="0"/>
+          <w:i w:val="0"/>
+          <w:color w:val="000000"/>
+          <w:sz w:val="24"/>
+        </w:rPr>
+        <w:hyperlink r:id="rId15" w:history="1">
+          <w:r>
+            <w:rPr>
+              <w:rStyle w:val="Hyperlink"/>
+            </w:rPr>
+            <w:t>i</w:t>
+          </w:r>
+        </w:hyperlink>
+      </w:r>
+      <w:r>
+        <w:rPr>
+          <w:u w:val="single" w:color="0000ff"/>
+          <w:rFonts w:ascii="Charis SIL Regular" w:hAnsi="Charis SIL Regular" w:eastAsia="Charis SIL Regular"/>
+          <w:b w:val="0"/>
+          <w:i w:val="0"/>
+          <w:color w:val="000000"/>
+          <w:sz w:val="24"/>
+        </w:rPr>
+        <w:hyperlink r:id="rId15" w:history="1">
+          <w:r>
+            <w:rPr>
+              <w:rStyle w:val="Hyperlink"/>
+            </w:rPr>
+            <w:t>tvoerig le</w:t>
+          </w:r>
+        </w:hyperlink>
       </w:r>
       <w:r>
         <w:rPr>
@@ -2181,7 +2306,7 @@
           <w:sz w:val="24"/>
           <w:u w:val="single"/>
         </w:rPr>
-        <w:hyperlink r:id="rId19" w:history="1">
+        <w:hyperlink r:id="rId18" w:history="1">
           <w:r>
             <w:rPr>
               <w:rStyle w:val="Hyperlink"/>
@@ -2199,7 +2324,7 @@
           <w:sz w:val="24"/>
           <w:u w:val="single"/>
         </w:rPr>
-        <w:hyperlink r:id="rId19" w:history="1">
+        <w:hyperlink r:id="rId18" w:history="1">
           <w:r>
             <w:rPr>
               <w:rStyle w:val="Hyperlink"/>
@@ -2727,21 +2852,13 @@
       </w:r>
       <w:r>
         <w:rPr>
-          <w:u w:val="single" w:color="0000ff"/>
           <w:rFonts w:ascii="Charis SIL Regular" w:hAnsi="Charis SIL Regular" w:eastAsia="Charis SIL Regular"/>
           <w:b w:val="0"/>
           <w:i w:val="0"/>
           <w:color w:val="000000"/>
           <w:sz w:val="24"/>
         </w:rPr>
-        <w:hyperlink r:id="rId21" w:history="1">
-          <w:r>
-            <w:rPr>
-              <w:rStyle w:val="Hyperlink"/>
-            </w:rPr>
-            <w:t xml:space="preserve">, </w:t>
-          </w:r>
-        </w:hyperlink>
+        <w:t xml:space="preserve">, </w:t>
       </w:r>
       <w:r>
         <w:rPr>
@@ -2997,7 +3114,7 @@
           <w:sz w:val="24"/>
           <w:u w:val="single"/>
         </w:rPr>
-        <w:hyperlink r:id="rId25" w:history="1">
+        <w:hyperlink r:id="rId24" w:history="1">
           <w:r>
             <w:rPr>
               <w:rStyle w:val="Hyperlink"/>
@@ -3015,7 +3132,7 @@
           <w:sz w:val="24"/>
           <w:u w:val="single"/>
         </w:rPr>
-        <w:hyperlink r:id="rId25" w:history="1">
+        <w:hyperlink r:id="rId24" w:history="1">
           <w:r>
             <w:rPr>
               <w:rStyle w:val="Hyperlink"/>
@@ -3032,14 +3149,7 @@
           <w:color w:val="000000"/>
           <w:sz w:val="24"/>
         </w:rPr>
-        <w:hyperlink r:id="rId24" w:history="1">
-          <w:r>
-            <w:rPr>
-              <w:rStyle w:val="Hyperlink"/>
-            </w:rPr>
-            <w:t xml:space="preserve">, </w:t>
-          </w:r>
-        </w:hyperlink>
+        <w:t xml:space="preserve">, </w:t>
       </w:r>
       <w:r>
         <w:rPr>
@@ -3050,7 +3160,7 @@
           <w:sz w:val="24"/>
           <w:u w:val="single"/>
         </w:rPr>
-        <w:hyperlink r:id="rId26" w:history="1">
+        <w:hyperlink r:id="rId24" w:history="1">
           <w:r>
             <w:rPr>
               <w:rStyle w:val="Hyperlink"/>

--- a/EXPORTS/DOCX/published/niveau3/Dutch/NZG.docx
+++ b/EXPORTS/DOCX/published/niveau3/Dutch/NZG.docx
@@ -465,7 +465,7 @@
           <w:sz w:val="24"/>
           <w:u w:val="single"/>
         </w:rPr>
-        <w:hyperlink r:id="rId12" w:history="1">
+        <w:hyperlink r:id="rId10" w:history="1">
           <w:r>
             <w:rPr>
               <w:rStyle w:val="Hyperlink"/>
@@ -481,6 +481,7 @@
           <w:i w:val="0"/>
           <w:color w:val="0000FF"/>
           <w:sz w:val="24"/>
+          <w:u w:val="single"/>
         </w:rPr>
         <w:hyperlink r:id="rId12" w:history="1">
           <w:r>
@@ -954,61 +955,7 @@
           <w:color w:val="000000"/>
           <w:sz w:val="24"/>
         </w:rPr>
-        <w:t>het bezit van he</w:t>
-      </w:r>
-      <w:r>
-        <w:rPr>
-          <w:u w:val="single" w:color="0000ff"/>
-          <w:rFonts w:ascii="Charis SIL Regular" w:hAnsi="Charis SIL Regular" w:eastAsia="Charis SIL Regular"/>
-          <w:b w:val="0"/>
-          <w:i w:val="0"/>
-          <w:color w:val="000000"/>
-          <w:sz w:val="24"/>
-        </w:rPr>
-        <w:hyperlink r:id="rId14" w:history="1">
-          <w:r>
-            <w:rPr>
-              <w:rStyle w:val="Hyperlink"/>
-            </w:rPr>
-            <w:t>t NZG d</w:t>
-          </w:r>
-        </w:hyperlink>
-      </w:r>
-      <w:r>
-        <w:rPr>
-          <w:u w:val="single" w:color="0000ff"/>
-          <w:rFonts w:ascii="Charis SIL Regular" w:hAnsi="Charis SIL Regular" w:eastAsia="Charis SIL Regular"/>
-          <w:b w:val="0"/>
-          <w:i w:val="0"/>
-          <w:color w:val="000000"/>
-          <w:sz w:val="24"/>
-        </w:rPr>
-        <w:hyperlink r:id="rId14" w:history="1">
-          <w:r>
-            <w:rPr>
-              <w:rStyle w:val="Hyperlink"/>
-            </w:rPr>
-            <w:t>i</w:t>
-          </w:r>
-        </w:hyperlink>
-      </w:r>
-      <w:r>
-        <w:rPr>
-          <w:u w:val="single" w:color="0000ff"/>
-          <w:rFonts w:ascii="Charis SIL Regular" w:hAnsi="Charis SIL Regular" w:eastAsia="Charis SIL Regular"/>
-          <w:b w:val="0"/>
-          <w:i w:val="0"/>
-          <w:color w:val="000000"/>
-          <w:sz w:val="24"/>
-        </w:rPr>
-        <w:hyperlink r:id="rId14" w:history="1">
-          <w:r>
-            <w:rPr>
-              <w:rStyle w:val="Hyperlink"/>
-            </w:rPr>
-            <w:t>e on</w:t>
-          </w:r>
-        </w:hyperlink>
+        <w:t>het bezit van het NZG die on</w:t>
       </w:r>
       <w:r>
         <w:rPr>
@@ -1457,6 +1404,7 @@
       </w:r>
       <w:r>
         <w:rPr>
+          <w:u w:val="single" w:color="0000ff"/>
           <w:rFonts w:ascii="Charis SIL Regular" w:hAnsi="Charis SIL Regular" w:eastAsia="Charis SIL Regular"/>
           <w:b w:val="0"/>
           <w:i w:val="0"/>
@@ -2852,13 +2800,21 @@
       </w:r>
       <w:r>
         <w:rPr>
+          <w:u w:val="single" w:color="0000ff"/>
           <w:rFonts w:ascii="Charis SIL Regular" w:hAnsi="Charis SIL Regular" w:eastAsia="Charis SIL Regular"/>
           <w:b w:val="0"/>
           <w:i w:val="0"/>
           <w:color w:val="000000"/>
           <w:sz w:val="24"/>
         </w:rPr>
-        <w:t xml:space="preserve">, </w:t>
+        <w:hyperlink r:id="rId21" w:history="1">
+          <w:r>
+            <w:rPr>
+              <w:rStyle w:val="Hyperlink"/>
+            </w:rPr>
+            <w:t xml:space="preserve">, </w:t>
+          </w:r>
+        </w:hyperlink>
       </w:r>
       <w:r>
         <w:rPr>
@@ -3114,7 +3070,7 @@
           <w:sz w:val="24"/>
           <w:u w:val="single"/>
         </w:rPr>
-        <w:hyperlink r:id="rId24" w:history="1">
+        <w:hyperlink r:id="rId25" w:history="1">
           <w:r>
             <w:rPr>
               <w:rStyle w:val="Hyperlink"/>
@@ -3132,7 +3088,7 @@
           <w:sz w:val="24"/>
           <w:u w:val="single"/>
         </w:rPr>
-        <w:hyperlink r:id="rId24" w:history="1">
+        <w:hyperlink r:id="rId25" w:history="1">
           <w:r>
             <w:rPr>
               <w:rStyle w:val="Hyperlink"/>
@@ -3149,7 +3105,14 @@
           <w:color w:val="000000"/>
           <w:sz w:val="24"/>
         </w:rPr>
-        <w:t xml:space="preserve">, </w:t>
+        <w:hyperlink r:id="rId24" w:history="1">
+          <w:r>
+            <w:rPr>
+              <w:rStyle w:val="Hyperlink"/>
+            </w:rPr>
+            <w:t xml:space="preserve">, </w:t>
+          </w:r>
+        </w:hyperlink>
       </w:r>
       <w:r>
         <w:rPr>
@@ -3160,7 +3123,7 @@
           <w:sz w:val="24"/>
           <w:u w:val="single"/>
         </w:rPr>
-        <w:hyperlink r:id="rId24" w:history="1">
+        <w:hyperlink r:id="rId26" w:history="1">
           <w:r>
             <w:rPr>
               <w:rStyle w:val="Hyperlink"/>
@@ -3207,7 +3170,7 @@
           <w:sz w:val="24"/>
           <w:u w:val="single"/>
         </w:rPr>
-        <w:hyperlink r:id="rId26" w:history="1">
+        <w:hyperlink r:id="rId24" w:history="1">
           <w:r>
             <w:rPr>
               <w:rStyle w:val="Hyperlink"/>
